--- a/data/outputs/v2/Grade11/Biology/Quizzes/SS2.2_Growth_and_Development_in_Plants/Biology_G11_SS2.2_Growth_and_Development_in_Plants_L5_AnswerKey.docx
+++ b/data/outputs/v2/Grade11/Biology/Quizzes/SS2.2_Growth_and_Development_in_Plants/Biology_G11_SS2.2_Growth_and_Development_in_Plants_L5_AnswerKey.docx
@@ -1405,7 +1405,7 @@
         </w:rPr>
         <w:t xml:space="preserve">© 2026 SeaVuria and ARES. Aligned with KICD objectives. Developed by SeaVuria; technical implementation by ARES (with AI assistance from Claude). Licensed under </w:t>
       </w:r>
-      <w:hyperlink w:history="1" r:id="rIdsqnuqx0f_4qb9gsdzkk4g">
+      <w:hyperlink w:history="1" r:id="rIdj-jvjhxee9e_e8liri5to">
         <w:r>
           <w:rPr>
             <w:rFonts w:ascii="Arial" w:cs="Arial" w:eastAsia="Arial" w:hAnsi="Arial"/>
@@ -1426,7 +1426,7 @@
         </w:rPr>
         <w:t xml:space="preserve"> (</w:t>
       </w:r>
-      <w:hyperlink w:history="1" r:id="rIdhiea5julq491z1wua4eoz">
+      <w:hyperlink w:history="1" r:id="rIdnbqqgxrq3petzh4h2zjva">
         <w:r>
           <w:rPr>
             <w:rFonts w:ascii="Arial" w:cs="Arial" w:eastAsia="Arial" w:hAnsi="Arial"/>

--- a/data/outputs/v2/Grade11/Biology/Quizzes/SS2.2_Growth_and_Development_in_Plants/Biology_G11_SS2.2_Growth_and_Development_in_Plants_L5_AnswerKey.docx
+++ b/data/outputs/v2/Grade11/Biology/Quizzes/SS2.2_Growth_and_Development_in_Plants/Biology_G11_SS2.2_Growth_and_Development_in_Plants_L5_AnswerKey.docx
@@ -29,7 +29,7 @@
           <w:sz w:val="20"/>
           <w:szCs w:val="20"/>
         </w:rPr>
-        <w:t xml:space="preserve">Sub-Strand 2.2: Growth and Development in Plants  •  Lesson 5: Primary and Secondary Growth: How Do Plants Show Growth?</w:t>
+        <w:t xml:space="preserve">Sub-Strand 2.2: Growth and Development in Plants  •  Lesson 5: Primary and Secondary Growth: Why Does Maize Thicken but Not Make Wood?</w:t>
       </w:r>
     </w:p>
     <w:p>
@@ -345,7 +345,7 @@
                 <w:sz w:val="21"/>
                 <w:szCs w:val="21"/>
               </w:rPr>
-              <w:t xml:space="preserve">C</w:t>
+              <w:t xml:space="preserve">D</w:t>
             </w:r>
           </w:p>
         </w:tc>
@@ -377,7 +377,7 @@
                 <w:sz w:val="21"/>
                 <w:szCs w:val="21"/>
               </w:rPr>
-              <w:t xml:space="preserve">C</w:t>
+              <w:t xml:space="preserve">D</w:t>
             </w:r>
           </w:p>
         </w:tc>
@@ -537,7 +537,7 @@
                 <w:sz w:val="21"/>
                 <w:szCs w:val="21"/>
               </w:rPr>
-              <w:t xml:space="preserve">B</w:t>
+              <w:t xml:space="preserve">D</w:t>
             </w:r>
           </w:p>
         </w:tc>
@@ -568,7 +568,7 @@
           <w:sz w:val="16"/>
           <w:szCs w:val="16"/>
         </w:rPr>
-        <w:t xml:space="preserve">USE AFTER: PREDICT PHASE — Predict: Think-Pair-Share on which parts of the seedlings are getting longer</w:t>
+        <w:t xml:space="preserve">USE AFTER: PREDICT PHASE — Predict: Think-Pair-Share on whether growth in height and growth in width happen in the same part of the plant</w:t>
       </w:r>
     </w:p>
     <w:p>
@@ -584,37 +584,52 @@
           <w:sz w:val="21"/>
           <w:szCs w:val="21"/>
         </w:rPr>
-        <w:t xml:space="preserve">Q1. A farmer in Kakamega watches young maize and bean seedlings after germination. Which parts of each seedling are mainly getting longer?</w:t>
-      </w:r>
-    </w:p>
-    <w:p>
-      <w:pPr>
-        <w:keepNext/>
-        <w:spacing w:after="20"/>
-        <w:ind w:left="360"/>
-      </w:pPr>
-      <w:r>
-        <w:rPr>
-          <w:rFonts w:ascii="Arial" w:cs="Arial" w:eastAsia="Arial" w:hAnsi="Arial"/>
-          <w:sz w:val="21"/>
-          <w:szCs w:val="21"/>
-        </w:rPr>
-        <w:t xml:space="preserve">A.  The whole stem and root grow longer evenly, like an animal growing all over</w:t>
-      </w:r>
-    </w:p>
-    <w:p>
-      <w:pPr>
-        <w:keepNext/>
-        <w:spacing w:after="20"/>
-        <w:ind w:left="360"/>
-      </w:pPr>
-      <w:r>
-        <w:rPr>
-          <w:rFonts w:ascii="Arial" w:cs="Arial" w:eastAsia="Arial" w:hAnsi="Arial"/>
-          <w:sz w:val="21"/>
-          <w:szCs w:val="21"/>
-        </w:rPr>
-        <w:t xml:space="preserve">B.  Only the bark between the xylem and phloem</w:t>
+        <w:t xml:space="preserve">Q1. On Mr. Wafula's farm, a maize seedling grows taller each week. Which part of the plant is responsible for making the shoot longer?</w:t>
+      </w:r>
+    </w:p>
+    <w:p>
+      <w:pPr>
+        <w:keepNext/>
+        <w:spacing w:after="20"/>
+        <w:ind w:left="360"/>
+      </w:pPr>
+      <w:r>
+        <w:rPr>
+          <w:rFonts w:ascii="Arial" w:cs="Arial" w:eastAsia="Arial" w:hAnsi="Arial"/>
+          <w:sz w:val="21"/>
+          <w:szCs w:val="21"/>
+        </w:rPr>
+        <w:t xml:space="preserve">A.  The vascular cambium in the stem</w:t>
+      </w:r>
+    </w:p>
+    <w:p>
+      <w:pPr>
+        <w:keepNext/>
+        <w:spacing w:after="20"/>
+        <w:ind w:left="360"/>
+      </w:pPr>
+      <w:r>
+        <w:rPr>
+          <w:rFonts w:ascii="Arial" w:cs="Arial" w:eastAsia="Arial" w:hAnsi="Arial"/>
+          <w:sz w:val="21"/>
+          <w:szCs w:val="21"/>
+        </w:rPr>
+        <w:t xml:space="preserve">B.  The pith in the centre of the stem</w:t>
+      </w:r>
+    </w:p>
+    <w:p>
+      <w:pPr>
+        <w:keepNext/>
+        <w:spacing w:after="20"/>
+        <w:ind w:left="360"/>
+      </w:pPr>
+      <w:r>
+        <w:rPr>
+          <w:rFonts w:ascii="Arial" w:cs="Arial" w:eastAsia="Arial" w:hAnsi="Arial"/>
+          <w:sz w:val="21"/>
+          <w:szCs w:val="21"/>
+        </w:rPr>
+        <w:t xml:space="preserve">C.  The bark around the stem</w:t>
       </w:r>
     </w:p>
     <w:p>
@@ -632,22 +647,7 @@
           <w:sz w:val="21"/>
           <w:szCs w:val="21"/>
         </w:rPr>
-        <w:t xml:space="preserve">C.  The tips of the shoot and the tips of the root</w:t>
-      </w:r>
-    </w:p>
-    <w:p>
-      <w:pPr>
-        <w:keepNext/>
-        <w:spacing w:after="20"/>
-        <w:ind w:left="360"/>
-      </w:pPr>
-      <w:r>
-        <w:rPr>
-          <w:rFonts w:ascii="Arial" w:cs="Arial" w:eastAsia="Arial" w:hAnsi="Arial"/>
-          <w:sz w:val="21"/>
-          <w:szCs w:val="21"/>
-        </w:rPr>
-        <w:t xml:space="preserve">D.  Only the old leaves near the soil</w:t>
+        <w:t xml:space="preserve">D.  The apical meristem at the shoot tip</w:t>
       </w:r>
     </w:p>
     <w:p>
@@ -663,7 +663,7 @@
           <w:sz w:val="21"/>
           <w:szCs w:val="21"/>
         </w:rPr>
-        <w:t xml:space="preserve">Correct answer: C. </w:t>
+        <w:t xml:space="preserve">Correct answer: D. </w:t>
       </w:r>
       <w:r>
         <w:rPr>
@@ -672,7 +672,7 @@
           <w:sz w:val="19"/>
           <w:szCs w:val="19"/>
         </w:rPr>
-        <w:t xml:space="preserve">Growth in length (primary growth) happens at the shoot and root tips, where the apical meristems are. Plants do not grow evenly all over like animals.</w:t>
+        <w:t xml:space="preserve">Primary growth, which lengthens shoots and roots, happens at the apical meristems. The vascular cambium is involved in thickening, not lengthening.</w:t>
       </w:r>
     </w:p>
     <w:p>
@@ -687,7 +687,7 @@
           <w:sz w:val="16"/>
           <w:szCs w:val="16"/>
         </w:rPr>
-        <w:t xml:space="preserve">USE AFTER: OBSERVE PHASE — Station 1: prepared slide or photomicrograph of young dicot (bean) and monocot (maize) stems</w:t>
+        <w:t xml:space="preserve">USE AFTER: OBSERVE PHASE — Observe: examining the maize H614, young Rosecoco bean and Grevillea/Cypress stem sections</w:t>
       </w:r>
     </w:p>
     <w:p>
@@ -703,37 +703,52 @@
           <w:sz w:val="21"/>
           <w:szCs w:val="21"/>
         </w:rPr>
-        <w:t xml:space="preserve">Q2. A learner views a low-power section of a young bean stem and a young maize stem under a microscope. How are the vascular bundles arranged?</w:t>
-      </w:r>
-    </w:p>
-    <w:p>
-      <w:pPr>
-        <w:keepNext/>
-        <w:spacing w:after="20"/>
-        <w:ind w:left="360"/>
-      </w:pPr>
-      <w:r>
-        <w:rPr>
-          <w:rFonts w:ascii="Arial" w:cs="Arial" w:eastAsia="Arial" w:hAnsi="Arial"/>
-          <w:sz w:val="21"/>
-          <w:szCs w:val="21"/>
-        </w:rPr>
-        <w:t xml:space="preserve">A.  Both stems have bundles in a ring</w:t>
-      </w:r>
-    </w:p>
-    <w:p>
-      <w:pPr>
-        <w:keepNext/>
-        <w:spacing w:after="20"/>
-        <w:ind w:left="360"/>
-      </w:pPr>
-      <w:r>
-        <w:rPr>
-          <w:rFonts w:ascii="Arial" w:cs="Arial" w:eastAsia="Arial" w:hAnsi="Arial"/>
-          <w:sz w:val="21"/>
-          <w:szCs w:val="21"/>
-        </w:rPr>
-        <w:t xml:space="preserve">B.  Bean: scattered through the stem. Maize: in a ring</w:t>
+        <w:t xml:space="preserve">Q2. A student looks at a stem section under a microscope. The vascular bundles are scattered through the stem and there is no ring of cambium. Which stem is most likely being viewed?</w:t>
+      </w:r>
+    </w:p>
+    <w:p>
+      <w:pPr>
+        <w:keepNext/>
+        <w:spacing w:after="20"/>
+        <w:ind w:left="360"/>
+      </w:pPr>
+      <w:r>
+        <w:rPr>
+          <w:rFonts w:ascii="Arial" w:cs="Arial" w:eastAsia="Arial" w:hAnsi="Arial"/>
+          <w:sz w:val="21"/>
+          <w:szCs w:val="21"/>
+        </w:rPr>
+        <w:t xml:space="preserve">A.  Older Rosecoco bean stem with rings</w:t>
+      </w:r>
+    </w:p>
+    <w:p>
+      <w:pPr>
+        <w:keepNext/>
+        <w:spacing w:after="20"/>
+        <w:ind w:left="360"/>
+      </w:pPr>
+      <w:r>
+        <w:rPr>
+          <w:rFonts w:ascii="Arial" w:cs="Arial" w:eastAsia="Arial" w:hAnsi="Arial"/>
+          <w:sz w:val="21"/>
+          <w:szCs w:val="21"/>
+        </w:rPr>
+        <w:t xml:space="preserve">B.  Grevillea robusta (silky oak)</w:t>
+      </w:r>
+    </w:p>
+    <w:p>
+      <w:pPr>
+        <w:keepNext/>
+        <w:spacing w:after="20"/>
+        <w:ind w:left="360"/>
+      </w:pPr>
+      <w:r>
+        <w:rPr>
+          <w:rFonts w:ascii="Arial" w:cs="Arial" w:eastAsia="Arial" w:hAnsi="Arial"/>
+          <w:sz w:val="21"/>
+          <w:szCs w:val="21"/>
+        </w:rPr>
+        <w:t xml:space="preserve">C.  Cypress</w:t>
       </w:r>
     </w:p>
     <w:p>
@@ -751,22 +766,7 @@
           <w:sz w:val="21"/>
           <w:szCs w:val="21"/>
         </w:rPr>
-        <w:t xml:space="preserve">C.  Bean: in a ring. Maize: scattered through the stem</w:t>
-      </w:r>
-    </w:p>
-    <w:p>
-      <w:pPr>
-        <w:keepNext/>
-        <w:spacing w:after="20"/>
-        <w:ind w:left="360"/>
-      </w:pPr>
-      <w:r>
-        <w:rPr>
-          <w:rFonts w:ascii="Arial" w:cs="Arial" w:eastAsia="Arial" w:hAnsi="Arial"/>
-          <w:sz w:val="21"/>
-          <w:szCs w:val="21"/>
-        </w:rPr>
-        <w:t xml:space="preserve">D.  Both stems have a single bundle in the centre</w:t>
+        <w:t xml:space="preserve">D.  Maize H614</w:t>
       </w:r>
     </w:p>
     <w:p>
@@ -782,7 +782,7 @@
           <w:sz w:val="21"/>
           <w:szCs w:val="21"/>
         </w:rPr>
-        <w:t xml:space="preserve">Correct answer: C. </w:t>
+        <w:t xml:space="preserve">Correct answer: D. </w:t>
       </w:r>
       <w:r>
         <w:rPr>
@@ -791,7 +791,7 @@
           <w:sz w:val="19"/>
           <w:szCs w:val="19"/>
         </w:rPr>
-        <w:t xml:space="preserve">The young dicot (bean) stem has its vascular bundles in a ring, while the monocot (maize) stem has scattered bundles.</w:t>
+        <w:t xml:space="preserve">Maize is a monocot with scattered vascular bundles and no vascular cambium. Grevillea, Cypress and bean are dicots or woody plants with cambium in a ring.</w:t>
       </w:r>
     </w:p>
     <w:p>
@@ -806,7 +806,7 @@
           <w:sz w:val="16"/>
           <w:szCs w:val="16"/>
         </w:rPr>
-        <w:t xml:space="preserve">USE AFTER: OBSERVE PHASE — Station 2: cut Eucalyptus/Cypress/Grevillea log showing annual rings; count rings and record</w:t>
+        <w:t xml:space="preserve">USE AFTER: OBSERVE PHASE — Observe: drawing and labelling the bean and Grevillea stem sections (locating the cambium)</w:t>
       </w:r>
     </w:p>
     <w:p>
@@ -822,22 +822,22 @@
           <w:sz w:val="21"/>
           <w:szCs w:val="21"/>
         </w:rPr>
-        <w:t xml:space="preserve">Q3. A learner counts 14 rings on a cut Eucalyptus log. What do the rings and the thick trunk show about the tree?</w:t>
-      </w:r>
-    </w:p>
-    <w:p>
-      <w:pPr>
-        <w:keepNext/>
-        <w:spacing w:after="20"/>
-        <w:ind w:left="360"/>
-      </w:pPr>
-      <w:r>
-        <w:rPr>
-          <w:rFonts w:ascii="Arial" w:cs="Arial" w:eastAsia="Arial" w:hAnsi="Arial"/>
-          <w:sz w:val="21"/>
-          <w:szCs w:val="21"/>
-        </w:rPr>
-        <w:t xml:space="preserve">A.  The trunk has grown only in length through primary growth</w:t>
+        <w:t xml:space="preserve">Q3. In a stem section of Grevillea robusta, where is the vascular cambium found?</w:t>
+      </w:r>
+    </w:p>
+    <w:p>
+      <w:pPr>
+        <w:keepNext/>
+        <w:spacing w:after="20"/>
+        <w:ind w:left="360"/>
+      </w:pPr>
+      <w:r>
+        <w:rPr>
+          <w:rFonts w:ascii="Arial" w:cs="Arial" w:eastAsia="Arial" w:hAnsi="Arial"/>
+          <w:sz w:val="21"/>
+          <w:szCs w:val="21"/>
+        </w:rPr>
+        <w:t xml:space="preserve">A.  Outside the bark</w:t>
       </w:r>
     </w:p>
     <w:p>
@@ -855,37 +855,37 @@
           <w:sz w:val="21"/>
           <w:szCs w:val="21"/>
         </w:rPr>
-        <w:t xml:space="preserve">B.  The trunk has increased in girth through secondary growth</w:t>
-      </w:r>
-    </w:p>
-    <w:p>
-      <w:pPr>
-        <w:keepNext/>
-        <w:spacing w:after="20"/>
-        <w:ind w:left="360"/>
-      </w:pPr>
-      <w:r>
-        <w:rPr>
-          <w:rFonts w:ascii="Arial" w:cs="Arial" w:eastAsia="Arial" w:hAnsi="Arial"/>
-          <w:sz w:val="21"/>
-          <w:szCs w:val="21"/>
-        </w:rPr>
-        <w:t xml:space="preserve">C.  The trunk has thickened by stretching of existing cells only</w:t>
-      </w:r>
-    </w:p>
-    <w:p>
-      <w:pPr>
-        <w:keepNext/>
-        <w:spacing w:after="20"/>
-        <w:ind w:left="360"/>
-      </w:pPr>
-      <w:r>
-        <w:rPr>
-          <w:rFonts w:ascii="Arial" w:cs="Arial" w:eastAsia="Arial" w:hAnsi="Arial"/>
-          <w:sz w:val="21"/>
-          <w:szCs w:val="21"/>
-        </w:rPr>
-        <w:t xml:space="preserve">D.  The trunk has no cambium</w:t>
+        <w:t xml:space="preserve">B.  Between the xylem and the phloem</w:t>
+      </w:r>
+    </w:p>
+    <w:p>
+      <w:pPr>
+        <w:keepNext/>
+        <w:spacing w:after="20"/>
+        <w:ind w:left="360"/>
+      </w:pPr>
+      <w:r>
+        <w:rPr>
+          <w:rFonts w:ascii="Arial" w:cs="Arial" w:eastAsia="Arial" w:hAnsi="Arial"/>
+          <w:sz w:val="21"/>
+          <w:szCs w:val="21"/>
+        </w:rPr>
+        <w:t xml:space="preserve">C.  In the centre of the pith</w:t>
+      </w:r>
+    </w:p>
+    <w:p>
+      <w:pPr>
+        <w:keepNext/>
+        <w:spacing w:after="20"/>
+        <w:ind w:left="360"/>
+      </w:pPr>
+      <w:r>
+        <w:rPr>
+          <w:rFonts w:ascii="Arial" w:cs="Arial" w:eastAsia="Arial" w:hAnsi="Arial"/>
+          <w:sz w:val="21"/>
+          <w:szCs w:val="21"/>
+        </w:rPr>
+        <w:t xml:space="preserve">D.  Inside the epidermis only, away from the vascular tissues</w:t>
       </w:r>
     </w:p>
     <w:p>
@@ -910,7 +910,7 @@
           <w:sz w:val="19"/>
           <w:szCs w:val="19"/>
         </w:rPr>
-        <w:t xml:space="preserve">Annual rings come from new xylem made by the vascular cambium. This is secondary growth, which increases girth.</w:t>
+        <w:t xml:space="preserve">The vascular cambium is a thin layer between the xylem and the phloem, which allows it to add xylem inward and phloem outward.</w:t>
       </w:r>
     </w:p>
     <w:p>
@@ -925,7 +925,7 @@
           <w:sz w:val="16"/>
           <w:szCs w:val="16"/>
         </w:rPr>
-        <w:t xml:space="preserve">USE AFTER: EXPLAIN PHASE — CER: Why do bean plants thicken and branch while maize stems stay mostly the same width?</w:t>
+        <w:t xml:space="preserve">USE AFTER: EXPLAIN PHASE — Explain: layered paper/plasticine ring model of secondary growth in Grevillea</w:t>
       </w:r>
     </w:p>
     <w:p>
@@ -941,37 +941,37 @@
           <w:sz w:val="21"/>
           <w:szCs w:val="21"/>
         </w:rPr>
-        <w:t xml:space="preserve">Q4. Bean plants thicken and branch, but maize stems stay mostly the same width. What is the best explanation?</w:t>
-      </w:r>
-    </w:p>
-    <w:p>
-      <w:pPr>
-        <w:keepNext/>
-        <w:spacing w:after="20"/>
-        <w:ind w:left="360"/>
-      </w:pPr>
-      <w:r>
-        <w:rPr>
-          <w:rFonts w:ascii="Arial" w:cs="Arial" w:eastAsia="Arial" w:hAnsi="Arial"/>
-          <w:sz w:val="21"/>
-          <w:szCs w:val="21"/>
-        </w:rPr>
-        <w:t xml:space="preserve">A.  Maize stems have a cambium ring but it is too thin to work</w:t>
-      </w:r>
-    </w:p>
-    <w:p>
-      <w:pPr>
-        <w:keepNext/>
-        <w:spacing w:after="20"/>
-        <w:ind w:left="360"/>
-      </w:pPr>
-      <w:r>
-        <w:rPr>
-          <w:rFonts w:ascii="Arial" w:cs="Arial" w:eastAsia="Arial" w:hAnsi="Arial"/>
-          <w:sz w:val="21"/>
-          <w:szCs w:val="21"/>
-        </w:rPr>
-        <w:t xml:space="preserve">B.  Bean stems thicken only because they take in more water</w:t>
+        <w:t xml:space="preserve">Q4. Each year, the vascular cambium of a Grevillea tree divides. What does it add, and what is the result?</w:t>
+      </w:r>
+    </w:p>
+    <w:p>
+      <w:pPr>
+        <w:keepNext/>
+        <w:spacing w:after="20"/>
+        <w:ind w:left="360"/>
+      </w:pPr>
+      <w:r>
+        <w:rPr>
+          <w:rFonts w:ascii="Arial" w:cs="Arial" w:eastAsia="Arial" w:hAnsi="Arial"/>
+          <w:sz w:val="21"/>
+          <w:szCs w:val="21"/>
+        </w:rPr>
+        <w:t xml:space="preserve">A.  Secondary xylem outward and bark inward, making roots longer</w:t>
+      </w:r>
+    </w:p>
+    <w:p>
+      <w:pPr>
+        <w:keepNext/>
+        <w:spacing w:after="20"/>
+        <w:ind w:left="360"/>
+      </w:pPr>
+      <w:r>
+        <w:rPr>
+          <w:rFonts w:ascii="Arial" w:cs="Arial" w:eastAsia="Arial" w:hAnsi="Arial"/>
+          <w:sz w:val="21"/>
+          <w:szCs w:val="21"/>
+        </w:rPr>
+        <w:t xml:space="preserve">B.  Only phloem, so the stem stretches without making wood</w:t>
       </w:r>
     </w:p>
     <w:p>
@@ -989,22 +989,22 @@
           <w:sz w:val="21"/>
           <w:szCs w:val="21"/>
         </w:rPr>
-        <w:t xml:space="preserve">C.  Maize stems have scattered vascular bundles with no cambium, so they do not thicken much</w:t>
-      </w:r>
-    </w:p>
-    <w:p>
-      <w:pPr>
-        <w:keepNext/>
-        <w:spacing w:after="20"/>
-        <w:ind w:left="360"/>
-      </w:pPr>
-      <w:r>
-        <w:rPr>
-          <w:rFonts w:ascii="Arial" w:cs="Arial" w:eastAsia="Arial" w:hAnsi="Arial"/>
-          <w:sz w:val="21"/>
-          <w:szCs w:val="21"/>
-        </w:rPr>
-        <w:t xml:space="preserve">D.  Maize does not have a shoot tip, so it cannot grow</w:t>
+        <w:t xml:space="preserve">C.  Secondary xylem inward and secondary phloem outward, increasing girth and forming annual rings</w:t>
+      </w:r>
+    </w:p>
+    <w:p>
+      <w:pPr>
+        <w:keepNext/>
+        <w:spacing w:after="20"/>
+        <w:ind w:left="360"/>
+      </w:pPr>
+      <w:r>
+        <w:rPr>
+          <w:rFonts w:ascii="Arial" w:cs="Arial" w:eastAsia="Arial" w:hAnsi="Arial"/>
+          <w:sz w:val="21"/>
+          <w:szCs w:val="21"/>
+        </w:rPr>
+        <w:t xml:space="preserve">D.  Primary xylem and primary phloem, making the tree taller</w:t>
       </w:r>
     </w:p>
     <w:p>
@@ -1029,7 +1029,7 @@
           <w:sz w:val="19"/>
           <w:szCs w:val="19"/>
         </w:rPr>
-        <w:t xml:space="preserve">Secondary growth needs a vascular cambium. The bean (dicot) stem has cambium between xylem and phloem. The maize (monocot) stem has scattered bundles and no cambium, so it mostly grows only in length.</w:t>
+        <w:t xml:space="preserve">Cambial division adds secondary xylem on the inside and secondary phloem on the outside. This thickens the trunk and produces annual rings. The idea that thickening is only stretching is a misconception.</w:t>
       </w:r>
     </w:p>
     <w:p>
@@ -1044,7 +1044,7 @@
           <w:sz w:val="16"/>
           <w:szCs w:val="16"/>
         </w:rPr>
-        <w:t xml:space="preserve">USE AFTER: EXPLAIN PHASE — Build the 3-step model of secondary growth in a woody dicot (Step 2: cambium forms a complete ring)</w:t>
+        <w:t xml:space="preserve">USE AFTER: EXPLAIN PHASE — Explain: Claim-Evidence-Reasoning on why maize H614 has a wider stem than Rosecoco bean though it has no wood</w:t>
       </w:r>
     </w:p>
     <w:p>
@@ -1060,52 +1060,52 @@
           <w:sz w:val="21"/>
           <w:szCs w:val="21"/>
         </w:rPr>
-        <w:t xml:space="preserve">Q5. In a 3-step model of secondary growth in a Grevillea stem, the cambium forms a complete ring. What does this ring of cambium produce?</w:t>
-      </w:r>
-    </w:p>
-    <w:p>
-      <w:pPr>
-        <w:keepNext/>
-        <w:spacing w:after="20"/>
-        <w:ind w:left="360"/>
-      </w:pPr>
-      <w:r>
-        <w:rPr>
-          <w:rFonts w:ascii="Arial" w:cs="Arial" w:eastAsia="Arial" w:hAnsi="Arial"/>
-          <w:sz w:val="21"/>
-          <w:szCs w:val="21"/>
-        </w:rPr>
-        <w:t xml:space="preserve">A.  Only cork cells on both sides</w:t>
-      </w:r>
-    </w:p>
-    <w:p>
-      <w:pPr>
-        <w:keepNext/>
-        <w:spacing w:after="20"/>
-        <w:ind w:left="360"/>
-      </w:pPr>
-      <w:r>
-        <w:rPr>
-          <w:rFonts w:ascii="Arial" w:cs="Arial" w:eastAsia="Arial" w:hAnsi="Arial"/>
-          <w:sz w:val="21"/>
-          <w:szCs w:val="21"/>
-        </w:rPr>
-        <w:t xml:space="preserve">B.  New root tips at the base of the stem</w:t>
-      </w:r>
-    </w:p>
-    <w:p>
-      <w:pPr>
-        <w:keepNext/>
-        <w:spacing w:after="20"/>
-        <w:ind w:left="360"/>
-      </w:pPr>
-      <w:r>
-        <w:rPr>
-          <w:rFonts w:ascii="Arial" w:cs="Arial" w:eastAsia="Arial" w:hAnsi="Arial"/>
-          <w:sz w:val="21"/>
-          <w:szCs w:val="21"/>
-        </w:rPr>
-        <w:t xml:space="preserve">C.  Secondary phloem inward and secondary xylem outward</w:t>
+        <w:t xml:space="preserve">Q5. Maize H614 has no vascular cambium and makes no wood, yet its stem widened from 6 mm to 22 mm. How can this be explained?</w:t>
+      </w:r>
+    </w:p>
+    <w:p>
+      <w:pPr>
+        <w:keepNext/>
+        <w:spacing w:after="20"/>
+        <w:ind w:left="360"/>
+      </w:pPr>
+      <w:r>
+        <w:rPr>
+          <w:rFonts w:ascii="Arial" w:cs="Arial" w:eastAsia="Arial" w:hAnsi="Arial"/>
+          <w:sz w:val="21"/>
+          <w:szCs w:val="21"/>
+        </w:rPr>
+        <w:t xml:space="preserve">A.  Maize makes annual rings inside the stem</w:t>
+      </w:r>
+    </w:p>
+    <w:p>
+      <w:pPr>
+        <w:keepNext/>
+        <w:spacing w:after="20"/>
+        <w:ind w:left="360"/>
+      </w:pPr>
+      <w:r>
+        <w:rPr>
+          <w:rFonts w:ascii="Arial" w:cs="Arial" w:eastAsia="Arial" w:hAnsi="Arial"/>
+          <w:sz w:val="21"/>
+          <w:szCs w:val="21"/>
+        </w:rPr>
+        <w:t xml:space="preserve">B.  The stem only looked wider because it was stretched</w:t>
+      </w:r>
+    </w:p>
+    <w:p>
+      <w:pPr>
+        <w:keepNext/>
+        <w:spacing w:after="20"/>
+        <w:ind w:left="360"/>
+      </w:pPr>
+      <w:r>
+        <w:rPr>
+          <w:rFonts w:ascii="Arial" w:cs="Arial" w:eastAsia="Arial" w:hAnsi="Arial"/>
+          <w:sz w:val="21"/>
+          <w:szCs w:val="21"/>
+        </w:rPr>
+        <w:t xml:space="preserve">C.  The cambium is hidden and makes wood slowly</w:t>
       </w:r>
     </w:p>
     <w:p>
@@ -1123,7 +1123,7 @@
           <w:sz w:val="21"/>
           <w:szCs w:val="21"/>
         </w:rPr>
-        <w:t xml:space="preserve">D.  Secondary xylem inward and secondary phloem outward</w:t>
+        <w:t xml:space="preserve">D.  The stem thickened by primary growth, through cell division and enlargement behind the apical meristem</w:t>
       </w:r>
     </w:p>
     <w:p>
@@ -1148,7 +1148,7 @@
           <w:sz w:val="19"/>
           <w:szCs w:val="19"/>
         </w:rPr>
-        <w:t xml:space="preserve">The vascular cambium makes secondary xylem towards the inside and secondary phloem towards the outside. This adds to the girth of the stem.</w:t>
+        <w:t xml:space="preserve">Maize thickens by primary growth: cells divide and enlarge behind the apical meristem. It has no cambium, no true secondary growth and no annual rings.</w:t>
       </w:r>
     </w:p>
     <w:p>
@@ -1163,7 +1163,7 @@
           <w:sz w:val="16"/>
           <w:szCs w:val="16"/>
         </w:rPr>
-        <w:t xml:space="preserve">USE AFTER: MODEL BUILDING PHASE — Revise Day 1 model: 'After germination: how the plants grow' with labelled arrows for apical and lateral meristems</w:t>
+        <w:t xml:space="preserve">USE AFTER: EXPLAIN PHASE — Explain: using the width data (6, 14, 22 mm) as evidence in the CER statement</w:t>
       </w:r>
     </w:p>
     <w:p>
@@ -1179,7 +1179,7 @@
           <w:sz w:val="21"/>
           <w:szCs w:val="21"/>
         </w:rPr>
-        <w:t xml:space="preserve">Q6. A learner revises a model of maize (hypogeal) and bean (epigeal) seedlings after germination. Which statement should be in the model?</w:t>
+        <w:t xml:space="preserve">Q6. The width of a maize H614 stem was 6 mm on Day 14, 14 mm on Day 28 and 22 mm on Day 42. By how many millimetres did the stem widen between Day 14 and Day 42?</w:t>
       </w:r>
     </w:p>
     <w:p>
@@ -1197,52 +1197,52 @@
           <w:sz w:val="21"/>
           <w:szCs w:val="21"/>
         </w:rPr>
-        <w:t xml:space="preserve">A.  Both seedlings start growing in length by primary growth from the shoot and root apical meristems</w:t>
-      </w:r>
-    </w:p>
-    <w:p>
-      <w:pPr>
-        <w:keepNext/>
-        <w:spacing w:after="20"/>
-        <w:ind w:left="360"/>
-      </w:pPr>
-      <w:r>
-        <w:rPr>
-          <w:rFonts w:ascii="Arial" w:cs="Arial" w:eastAsia="Arial" w:hAnsi="Arial"/>
-          <w:sz w:val="21"/>
-          <w:szCs w:val="21"/>
-        </w:rPr>
-        <w:t xml:space="preserve">B.  Maize grows only by secondary growth, and bean grows only by primary growth</w:t>
-      </w:r>
-    </w:p>
-    <w:p>
-      <w:pPr>
-        <w:keepNext/>
-        <w:spacing w:after="20"/>
-        <w:ind w:left="360"/>
-      </w:pPr>
-      <w:r>
-        <w:rPr>
-          <w:rFonts w:ascii="Arial" w:cs="Arial" w:eastAsia="Arial" w:hAnsi="Arial"/>
-          <w:sz w:val="21"/>
-          <w:szCs w:val="21"/>
-        </w:rPr>
-        <w:t xml:space="preserve">C.  Neither seedling has any meristem</w:t>
-      </w:r>
-    </w:p>
-    <w:p>
-      <w:pPr>
-        <w:keepNext/>
-        <w:spacing w:after="20"/>
-        <w:ind w:left="360"/>
-      </w:pPr>
-      <w:r>
-        <w:rPr>
-          <w:rFonts w:ascii="Arial" w:cs="Arial" w:eastAsia="Arial" w:hAnsi="Arial"/>
-          <w:sz w:val="21"/>
-          <w:szCs w:val="21"/>
-        </w:rPr>
-        <w:t xml:space="preserve">D.  Bean seedlings start with secondary growth, but maize seedlings start with primary growth</w:t>
+        <w:t xml:space="preserve">A.  16 mm</w:t>
+      </w:r>
+    </w:p>
+    <w:p>
+      <w:pPr>
+        <w:keepNext/>
+        <w:spacing w:after="20"/>
+        <w:ind w:left="360"/>
+      </w:pPr>
+      <w:r>
+        <w:rPr>
+          <w:rFonts w:ascii="Arial" w:cs="Arial" w:eastAsia="Arial" w:hAnsi="Arial"/>
+          <w:sz w:val="21"/>
+          <w:szCs w:val="21"/>
+        </w:rPr>
+        <w:t xml:space="preserve">B.  8 mm</w:t>
+      </w:r>
+    </w:p>
+    <w:p>
+      <w:pPr>
+        <w:keepNext/>
+        <w:spacing w:after="20"/>
+        <w:ind w:left="360"/>
+      </w:pPr>
+      <w:r>
+        <w:rPr>
+          <w:rFonts w:ascii="Arial" w:cs="Arial" w:eastAsia="Arial" w:hAnsi="Arial"/>
+          <w:sz w:val="21"/>
+          <w:szCs w:val="21"/>
+        </w:rPr>
+        <w:t xml:space="preserve">C.  22 mm</w:t>
+      </w:r>
+    </w:p>
+    <w:p>
+      <w:pPr>
+        <w:keepNext/>
+        <w:spacing w:after="20"/>
+        <w:ind w:left="360"/>
+      </w:pPr>
+      <w:r>
+        <w:rPr>
+          <w:rFonts w:ascii="Arial" w:cs="Arial" w:eastAsia="Arial" w:hAnsi="Arial"/>
+          <w:sz w:val="21"/>
+          <w:szCs w:val="21"/>
+        </w:rPr>
+        <w:t xml:space="preserve">D.  28 mm</w:t>
       </w:r>
     </w:p>
     <w:p>
@@ -1267,7 +1267,7 @@
           <w:sz w:val="19"/>
           <w:szCs w:val="19"/>
         </w:rPr>
-        <w:t xml:space="preserve">Both maize and bean begin growth after germination by primary growth at the shoot and root apical meristems. Only the bean (dicot) later adds secondary growth.</w:t>
+        <w:t xml:space="preserve">Increase in width = width on Day 42 minus width on Day 14 = 22 - 6 = 16 mm.</w:t>
       </w:r>
     </w:p>
     <w:p>
@@ -1282,7 +1282,7 @@
           <w:sz w:val="16"/>
           <w:szCs w:val="16"/>
         </w:rPr>
-        <w:t xml:space="preserve">USE AFTER: END OF LESSON — End of lesson: teacher mini-explanation and quick quiz on primary and secondary growth</w:t>
+        <w:t xml:space="preserve">USE AFTER: MODEL BUILDING PHASE — Model: revising the Day 1 drawings of maize H614 and Rosecoco bean, then Gallery Walk</w:t>
       </w:r>
     </w:p>
     <w:p>
@@ -1298,22 +1298,52 @@
           <w:sz w:val="21"/>
           <w:szCs w:val="21"/>
         </w:rPr>
-        <w:t xml:space="preserve">Q7. Which pair correctly matches the type of growth with the meristem and what increases?</w:t>
-      </w:r>
-    </w:p>
-    <w:p>
-      <w:pPr>
-        <w:keepNext/>
-        <w:spacing w:after="20"/>
-        <w:ind w:left="360"/>
-      </w:pPr>
-      <w:r>
-        <w:rPr>
-          <w:rFonts w:ascii="Arial" w:cs="Arial" w:eastAsia="Arial" w:hAnsi="Arial"/>
-          <w:sz w:val="21"/>
-          <w:szCs w:val="21"/>
-        </w:rPr>
-        <w:t xml:space="preserve">A.  Primary growth: lateral meristems, girth increases</w:t>
+        <w:t xml:space="preserve">Q7. A group is revising its Day 1 model of how Rosecoco bean grows. Its stem was 2 mm, 4 mm and 6 mm wide on Days 14, 28 and 42. Which statement should it add?</w:t>
+      </w:r>
+    </w:p>
+    <w:p>
+      <w:pPr>
+        <w:keepNext/>
+        <w:spacing w:after="20"/>
+        <w:ind w:left="360"/>
+      </w:pPr>
+      <w:r>
+        <w:rPr>
+          <w:rFonts w:ascii="Arial" w:cs="Arial" w:eastAsia="Arial" w:hAnsi="Arial"/>
+          <w:sz w:val="21"/>
+          <w:szCs w:val="21"/>
+        </w:rPr>
+        <w:t xml:space="preserve">A.  The bean stem is thin because it has no vascular bundles</w:t>
+      </w:r>
+    </w:p>
+    <w:p>
+      <w:pPr>
+        <w:keepNext/>
+        <w:spacing w:after="20"/>
+        <w:ind w:left="360"/>
+      </w:pPr>
+      <w:r>
+        <w:rPr>
+          <w:rFonts w:ascii="Arial" w:cs="Arial" w:eastAsia="Arial" w:hAnsi="Arial"/>
+          <w:sz w:val="21"/>
+          <w:szCs w:val="21"/>
+        </w:rPr>
+        <w:t xml:space="preserve">B.  The bean stem has scattered bundles and no cambium, like maize</w:t>
+      </w:r>
+    </w:p>
+    <w:p>
+      <w:pPr>
+        <w:keepNext/>
+        <w:spacing w:after="20"/>
+        <w:ind w:left="360"/>
+      </w:pPr>
+      <w:r>
+        <w:rPr>
+          <w:rFonts w:ascii="Arial" w:cs="Arial" w:eastAsia="Arial" w:hAnsi="Arial"/>
+          <w:sz w:val="21"/>
+          <w:szCs w:val="21"/>
+        </w:rPr>
+        <w:t xml:space="preserve">C.  The bean stem thickens a lot because its cambium is as active as in a Grevillea tree</w:t>
       </w:r>
     </w:p>
     <w:p>
@@ -1331,37 +1361,7 @@
           <w:sz w:val="21"/>
           <w:szCs w:val="21"/>
         </w:rPr>
-        <w:t xml:space="preserve">B.  Primary growth: apical meristems, length increases</w:t>
-      </w:r>
-    </w:p>
-    <w:p>
-      <w:pPr>
-        <w:keepNext/>
-        <w:spacing w:after="20"/>
-        <w:ind w:left="360"/>
-      </w:pPr>
-      <w:r>
-        <w:rPr>
-          <w:rFonts w:ascii="Arial" w:cs="Arial" w:eastAsia="Arial" w:hAnsi="Arial"/>
-          <w:sz w:val="21"/>
-          <w:szCs w:val="21"/>
-        </w:rPr>
-        <w:t xml:space="preserve">C.  Secondary growth: apical meristems, length increases</w:t>
-      </w:r>
-    </w:p>
-    <w:p>
-      <w:pPr>
-        <w:keepNext/>
-        <w:spacing w:after="20"/>
-        <w:ind w:left="360"/>
-      </w:pPr>
-      <w:r>
-        <w:rPr>
-          <w:rFonts w:ascii="Arial" w:cs="Arial" w:eastAsia="Arial" w:hAnsi="Arial"/>
-          <w:sz w:val="21"/>
-          <w:szCs w:val="21"/>
-        </w:rPr>
-        <w:t xml:space="preserve">D.  Secondary growth: apical meristems, girth increases</w:t>
+        <w:t xml:space="preserve">D.  The bean stem has a cambium, but it is only slightly active at the base, so thickening is small</w:t>
       </w:r>
     </w:p>
     <w:p>
@@ -1377,7 +1377,7 @@
           <w:sz w:val="21"/>
           <w:szCs w:val="21"/>
         </w:rPr>
-        <w:t xml:space="preserve">Correct answer: B. </w:t>
+        <w:t xml:space="preserve">Correct answer: D. </w:t>
       </w:r>
       <w:r>
         <w:rPr>
@@ -1386,7 +1386,7 @@
           <w:sz w:val="19"/>
           <w:szCs w:val="19"/>
         </w:rPr>
-        <w:t xml:space="preserve">Primary growth happens at apical meristems and increases length. Secondary growth happens at lateral meristems (vascular cambium and cork cambium) and increases girth.</w:t>
+        <w:t xml:space="preserve">Bean is a dicot with a ring of bundles and a thin cambium. It is herbaceous, so its cambial activity is limited and its stem stays thin, unlike a woody Grevillea.</w:t>
       </w:r>
     </w:p>
     <w:p>
@@ -1405,7 +1405,7 @@
         </w:rPr>
         <w:t xml:space="preserve">© 2026 SeaVuria and ARES. Aligned with KICD objectives. Developed by SeaVuria; technical implementation by ARES (with AI assistance from Claude). Licensed under </w:t>
       </w:r>
-      <w:hyperlink w:history="1" r:id="rIdj-jvjhxee9e_e8liri5to">
+      <w:hyperlink w:history="1" r:id="rIdsivwgnuh2q5ap9puqvd6_">
         <w:r>
           <w:rPr>
             <w:rFonts w:ascii="Arial" w:cs="Arial" w:eastAsia="Arial" w:hAnsi="Arial"/>
@@ -1426,7 +1426,7 @@
         </w:rPr>
         <w:t xml:space="preserve"> (</w:t>
       </w:r>
-      <w:hyperlink w:history="1" r:id="rIdnbqqgxrq3petzh4h2zjva">
+      <w:hyperlink w:history="1" r:id="rIdxee8m3ba7ur-0husspqab">
         <w:r>
           <w:rPr>
             <w:rFonts w:ascii="Arial" w:cs="Arial" w:eastAsia="Arial" w:hAnsi="Arial"/>
